--- a/kb-sagyu/drafts/인사규정_전부개정안.docx
+++ b/kb-sagyu/drafts/인사규정_전부개정안.docx
@@ -95,7 +95,7 @@
           <w:color w:val="1A1A1A"/>
           <w:sz w:val="21"/>
         </w:rPr>
-        <w:t>사규관리시스템 오픈에 따른 전사 사규 정비 계획에 따라 ① 편제·표기를 「사규관리규정」(2026. 6. 23. 전부개정) 표준에 맞추고, ② 어려운 한자어와 이해하기 어려운 문장을 알기 쉬운 표현으로 정비하며(법제처 「알기 쉬운 법령 정비기준」 준용), ③ 민법 개정(2013년, 금치산·한정치산 제도 폐지) 등 법령 변동을 반영하고, ④ 상벌 기록이 통합 인사 전산시스템으로 관리되는 현행 운영을 명문화한다. 실체 기준(직급·호봉·승급·승진·면직 요건 등)은 변경하지 않는다.</w:t>
+        <w:t>사규관리시스템 오픈에 따른 전사 사규 정비 계획에 따라 ① 편제·표기를 「사규관리규정」(2026. 6. 23. 전부개정) 표준에 맞추고, ② 어려운 한자어와 이해하기 어려운 문장을 알기 쉬운 표현으로 정비하며(법제처 「알기 쉬운 법령 정비기준」 준용), ③ 민법 개정(2013년, 금치산·한정치산 제도 폐지) 등 법령 변동을 반영하고, ④ 구조 결함 — 임의 설치 기구에 필수 절차를 의존시킨 모순(인사심의회), 착지가 불명확한 위임, 근거가 빈약한 참조 — 을 한전KDN 인사규정 체계를 벤치마킹하여 보정하며, ⑤ 상벌 기록이 통합 인사 전산시스템으로 관리되는 현행 운영을 명문화한다. 실체 기준(직급·호봉·승급·승진·면직 요건 등)은 변경하지 않는다.</w:t>
       </w:r>
     </w:p>
     <w:p>
@@ -127,7 +127,7 @@
           <w:color w:val="1A1A1A"/>
           <w:sz w:val="21"/>
         </w:rPr>
-        <w:t>가. 총칙 표준 편제 적용: 목적 → 정의 → 적용범위 → 다른 사규와의 관계(신설) 순으로 재배열 (「사규관리규정」 제9조제1호)</w:t>
+        <w:t>가. 총칙 표준 편제: 목적 → 정의 → 적용범위 → 다른 사규와의 관계(신설) 순 재배열 (「사규관리규정」 제9조제1호)</w:t>
       </w:r>
     </w:p>
     <w:p>
@@ -143,7 +143,7 @@
           <w:color w:val="1A1A1A"/>
           <w:sz w:val="21"/>
         </w:rPr>
-        <w:t>나. 본문 안의 직급·최저호봉·직위 구분표를 [별표 제3호]로 이동 (「사규관리규정」 제11조제2항: 행·열 4 초과 표는 별표)</w:t>
+        <w:t>나. 인사심의회 정비(제10조): '설치·운영할 수 있다'(임의) ↔ 당연면직 의결 강제(제29조②) ↔ 시행지침 '둔다'(필수)의 3중 모순을 해소 — 상설 기구화, 심의사항 7개 호 명시(규정 전체의 기능과 일치), 구성·운영은 「인사규정 시행지침」 위임 명문화 (한전KDN 인사규정 제5~10조 벤치마킹)</w:t>
       </w:r>
     </w:p>
     <w:p>
@@ -159,7 +159,7 @@
           <w:color w:val="1A1A1A"/>
           <w:sz w:val="21"/>
         </w:rPr>
-        <w:t>다. 금치산·한정치산 → 피성년후견인·피한정후견인 (민법 개정 반영), 『국가공무원법』 제33조 인용 현행화</w:t>
+        <w:t>다. 위임 착지 명시: 채용(→시행지침 제1~3조), 직책수당(→「보수 및 퇴직금 규정」), 포상 특례(→시행지침), 신원보증(→시행지침), 임금피크 정년(→「선임직원 운영지침」) — '별도로/따로 정하는 바'의 소재 명확화</w:t>
       </w:r>
     </w:p>
     <w:p>
@@ -175,7 +175,7 @@
           <w:color w:val="1A1A1A"/>
           <w:sz w:val="21"/>
         </w:rPr>
-        <w:t>라. 상벌의 기록·관리(제37조) 현행화: 직원인사대장과 포상자·징계자 명부가 통합 인사 전산시스템으로 기록·관리되는 현행 운영(포상자 명단·포상 유형·인사가점 등)을 명문화하고, 보존은 「문서관리규정」에 위임 — 별도 서식 신설 불요</w:t>
+        <w:t>라. 근거 빈약 참조 보정: 최고호봉 → 「보수 및 퇴직금 규정」 기준급표 명시, 승격·승급 불허기간 → 시행지침 '승급·승진 제한기간' 용어 정합, 사문화된 '직군' 삭제 제안, 채용 후 결격 발견 시 취소 근거 신설(한전KDN 제13조 참고)</w:t>
       </w:r>
     </w:p>
     <w:p>
@@ -191,7 +191,7 @@
           <w:color w:val="1A1A1A"/>
           <w:sz w:val="21"/>
         </w:rPr>
-        <w:t>마. 전 조문 표현 정비(~라 함은→~란, 각 호의 1→각 호의 어느 하나, ~에 의하여→~에 따라, 기타→그 밖에, 자(者)→사람·직원, 익월 초일→다음 달 1일, 거양·앙양 등 어려운 한자어 순화, 오탈자·띄어쓰기 교정)</w:t>
+        <w:t>마. 본문 안 직급 구분표를 [별표 제3호]로 이동 (「사규관리규정」 제11조제2항)</w:t>
       </w:r>
     </w:p>
     <w:p>
@@ -207,7 +207,39 @@
           <w:color w:val="1A1A1A"/>
           <w:sz w:val="21"/>
         </w:rPr>
-        <w:t>바. 재검토기한 조문 신설(제40조), 부칙 정비(종전 부칙 32개 실효, 인용 사규 4건 조번호 연동 개정)</w:t>
+        <w:t>바. 법령 현행화: 금치산·한정치산 → 피성년후견인·피한정후견인(민법), 『국가공무원법』 제33조 인용 정비</w:t>
+      </w:r>
+    </w:p>
+    <w:p>
+      <w:pPr>
+        <w:spacing w:before="0" w:after="40" w:line="312" w:lineRule="auto"/>
+        <w:ind w:left="170"/>
+        <w:jc w:val="left"/>
+      </w:pPr>
+      <w:r>
+        <w:rPr>
+          <w:rFonts w:ascii="맑은 고딕" w:hAnsi="맑은 고딕" w:eastAsia="맑은 고딕"/>
+          <w:b w:val="0"/>
+          <w:color w:val="1A1A1A"/>
+          <w:sz w:val="21"/>
+        </w:rPr>
+        <w:t>사. 상벌의 기록·관리(제37조) 현행화: 대장·명부의 통합 인사 전산시스템 관리 명문화, 보존은 「문서관리규정」 위임 — 서식 신설 불요</w:t>
+      </w:r>
+    </w:p>
+    <w:p>
+      <w:pPr>
+        <w:spacing w:before="0" w:after="40" w:line="312" w:lineRule="auto"/>
+        <w:ind w:left="170"/>
+        <w:jc w:val="left"/>
+      </w:pPr>
+      <w:r>
+        <w:rPr>
+          <w:rFonts w:ascii="맑은 고딕" w:hAnsi="맑은 고딕" w:eastAsia="맑은 고딕"/>
+          <w:b w:val="0"/>
+          <w:color w:val="1A1A1A"/>
+          <w:sz w:val="21"/>
+        </w:rPr>
+        <w:t>아. 전 조문 표현 정비(~라 함은→~란, 각 호의 1→각 호의 어느 하나, ~에 의하여→~에 따라, 기타→그 밖에, 자→사람, 익월 초일→다음 달 1일, 거양·앙양·도래 등 순화, 오탈자·띄어쓰기 교정), 재검토기한 신설(제40조), 부칙 정비(종전 32개 실효, 인용 사규 4건 연동 개정)</w:t>
       </w:r>
     </w:p>
     <w:p>
@@ -487,7 +519,16 @@
           <w:color w:val="1A1A1A"/>
           <w:sz w:val="21"/>
         </w:rPr>
-        <w:t>② 직원은 임면사항을 준수하여야 하며, 이에 대하여 이의를 제기할 수 없다.</w:t>
+        <w:t xml:space="preserve">② 직원은 임면사항을 준수하여야 하며, 이에 대하여 이의를 제기할 수 없다. </w:t>
+      </w:r>
+      <w:r>
+        <w:rPr>
+          <w:rFonts w:ascii="맑은 고딕" w:hAnsi="맑은 고딕" w:eastAsia="맑은 고딕"/>
+          <w:b w:val="0"/>
+          <w:color w:val="B03030"/>
+          <w:sz w:val="19"/>
+        </w:rPr>
+        <w:t>&lt;검토 의견 1: 법정 구제절차와 충돌 소지 — 별지 참조&gt;</w:t>
       </w:r>
     </w:p>
     <w:p>
@@ -510,7 +551,7 @@
           <w:color w:val="1A1A1A"/>
           <w:sz w:val="21"/>
         </w:rPr>
-        <w:t xml:space="preserve"> ① 직원의 직급, 최저호봉, 직위 및 호칭은 [별표 제3호]와 같이 구분하여 부여할 수 있다.</w:t>
+        <w:t xml:space="preserve"> ① 직원의 직급, 최저호봉, 직위 및 호칭은 [별표 제3호]와 같이 구분한다.</w:t>
       </w:r>
     </w:p>
     <w:p>
@@ -542,7 +583,7 @@
           <w:color w:val="1A1A1A"/>
           <w:sz w:val="21"/>
         </w:rPr>
-        <w:t>③ 제1항에도 불구하고 대표이사가 필요하다고 인정하는 경우에는 부점장 중 업무부문별 본부장을, 직원 중 팀장을 임면할 수 있으며, 직책수당 등 세부사항은 별도로 정하는 바에 따른다.</w:t>
+        <w:t>③ 제1항에도 불구하고 대표이사가 필요하다고 인정하는 경우에는 부점장 중 업무부문별 본부장을, 직원 중 팀장을 임면할 수 있으며, 직책수당 등 세부사항은 「보수 및 퇴직금 규정」에서 정하는 바에 따른다.</w:t>
       </w:r>
     </w:p>
     <w:p>
@@ -606,7 +647,7 @@
           <w:color w:val="B03030"/>
           <w:sz w:val="19"/>
         </w:rPr>
-        <w:t>&lt;확인 요망: 원문에 '제평가'와 '재평가'가 혼용되어 '제평가(諸評價)'로 통일 — 용어 확정 필요&gt;</w:t>
+        <w:t>&lt;확인 요망: 원문의 '제평가/재평가' 혼용을 '제평가(諸評價)'로 통일 — 용어 확정 필요&gt;</w:t>
       </w:r>
     </w:p>
     <w:p>
@@ -725,7 +766,16 @@
           <w:color w:val="1A1A1A"/>
           <w:sz w:val="21"/>
         </w:rPr>
-        <w:t>② 업무상 또는 업무 외의 사유로 직원이 휴직한 기간에 대하여 회사가 이를 승인한 경우에는 그 기간을 근속연수에 산입하며, 다음 각 호의 어느 하나에 해당하는 기간도 근속기간에 산입한다.</w:t>
+        <w:t xml:space="preserve">② 다음 각 호의 어느 하나에 해당하는 휴직기간은 근속연수에 산입한다. </w:t>
+      </w:r>
+      <w:r>
+        <w:rPr>
+          <w:rFonts w:ascii="맑은 고딕" w:hAnsi="맑은 고딕" w:eastAsia="맑은 고딕"/>
+          <w:b w:val="0"/>
+          <w:color w:val="B03030"/>
+          <w:sz w:val="19"/>
+        </w:rPr>
+        <w:t>&lt;확인 요망: 현행 전단("회사가 승인한 경우 산입")과 후단(열거 산입)이 충돌하여 열거 구조로 재편 — 제1호가 현행 전단의 취지, 맞는지 확인&gt;</w:t>
       </w:r>
     </w:p>
     <w:p>
@@ -741,7 +791,7 @@
           <w:color w:val="1A1A1A"/>
           <w:sz w:val="21"/>
         </w:rPr>
-        <w:t>1. 입영휴직, 업무상 부상, 업무상 질병(결핵성 폐질환을 포함한다) 및 전염성 B형간염(최초 발병일부터 1년 이내의 기간)으로 인한 휴직, 육아휴직(출산휴가기간을 포함하여 1년 이내의 기간)</w:t>
+        <w:t>1. 업무상 또는 업무 외의 사유로 휴직한 기간으로서 회사가 근속연수 산입을 승인한 기간</w:t>
       </w:r>
     </w:p>
     <w:p>
@@ -757,7 +807,23 @@
           <w:color w:val="1A1A1A"/>
           <w:sz w:val="21"/>
         </w:rPr>
-        <w:t>2. 학위취득 휴직직원이 회사업무와 관련된 분야에서 석사 또는 박사 학위를 취득한 경우 각 2년 이내의 휴직기간</w:t>
+        <w:t>2. 입영휴직, 업무상 부상, 업무상 질병(결핵성 폐질환을 포함한다) 및 전염성 B형간염(최초 발병일부터 1년 이내의 기간)으로 인한 휴직, 육아휴직(출산휴가기간을 포함하여 1년 이내의 기간)</w:t>
+      </w:r>
+    </w:p>
+    <w:p>
+      <w:pPr>
+        <w:spacing w:before="0" w:after="40" w:line="312" w:lineRule="auto"/>
+        <w:ind w:left="454"/>
+        <w:jc w:val="left"/>
+      </w:pPr>
+      <w:r>
+        <w:rPr>
+          <w:rFonts w:ascii="맑은 고딕" w:hAnsi="맑은 고딕" w:eastAsia="맑은 고딕"/>
+          <w:b w:val="0"/>
+          <w:color w:val="1A1A1A"/>
+          <w:sz w:val="21"/>
+        </w:rPr>
+        <w:t>3. 학위취득 휴직직원이 회사업무와 관련된 분야에서 석사 또는 박사 학위를 취득한 경우 각 2년 이내의 휴직기간</w:t>
       </w:r>
     </w:p>
     <w:p>
@@ -780,7 +846,7 @@
           <w:color w:val="1A1A1A"/>
           <w:sz w:val="21"/>
         </w:rPr>
-        <w:t xml:space="preserve"> 직원은 따로 정하는 바에 따라 회사를 피보험자로 하는 신원보증보험에 가입하여야 한다.</w:t>
+        <w:t xml:space="preserve"> 직원은 「인사규정 시행지침」에서 정하는 바에 따라 회사를 피보험자로 하는 신원보증보험에 가입하여야 한다.</w:t>
       </w:r>
     </w:p>
     <w:p>
@@ -803,7 +869,135 @@
           <w:color w:val="1A1A1A"/>
           <w:sz w:val="21"/>
         </w:rPr>
-        <w:t xml:space="preserve"> 직원의 인사관리상 필요한 사항을 심의하기 위하여 인사심의회를 설치·운영할 수 있다.</w:t>
+        <w:t xml:space="preserve"> ① 직원의 인사관리에 관한 다음 각 호의 사항을 심의하기 위하여 인사심의회를 둔다.</w:t>
+      </w:r>
+    </w:p>
+    <w:p>
+      <w:pPr>
+        <w:spacing w:before="0" w:after="40" w:line="312" w:lineRule="auto"/>
+        <w:ind w:left="454"/>
+        <w:jc w:val="left"/>
+      </w:pPr>
+      <w:r>
+        <w:rPr>
+          <w:rFonts w:ascii="맑은 고딕" w:hAnsi="맑은 고딕" w:eastAsia="맑은 고딕"/>
+          <w:b w:val="0"/>
+          <w:color w:val="1A1A1A"/>
+          <w:sz w:val="21"/>
+        </w:rPr>
+        <w:t>1. 포상 및 징계에 관한 사항</w:t>
+      </w:r>
+    </w:p>
+    <w:p>
+      <w:pPr>
+        <w:spacing w:before="0" w:after="40" w:line="312" w:lineRule="auto"/>
+        <w:ind w:left="454"/>
+        <w:jc w:val="left"/>
+      </w:pPr>
+      <w:r>
+        <w:rPr>
+          <w:rFonts w:ascii="맑은 고딕" w:hAnsi="맑은 고딕" w:eastAsia="맑은 고딕"/>
+          <w:b w:val="0"/>
+          <w:color w:val="1A1A1A"/>
+          <w:sz w:val="21"/>
+        </w:rPr>
+        <w:t>2. 특별승급 및 특별승격에 관한 사항</w:t>
+      </w:r>
+    </w:p>
+    <w:p>
+      <w:pPr>
+        <w:spacing w:before="0" w:after="40" w:line="312" w:lineRule="auto"/>
+        <w:ind w:left="454"/>
+        <w:jc w:val="left"/>
+      </w:pPr>
+      <w:r>
+        <w:rPr>
+          <w:rFonts w:ascii="맑은 고딕" w:hAnsi="맑은 고딕" w:eastAsia="맑은 고딕"/>
+          <w:b w:val="0"/>
+          <w:color w:val="1A1A1A"/>
+          <w:sz w:val="21"/>
+        </w:rPr>
+        <w:t>3. 승격·승진의 기준에 관한 사항</w:t>
+      </w:r>
+    </w:p>
+    <w:p>
+      <w:pPr>
+        <w:spacing w:before="0" w:after="40" w:line="312" w:lineRule="auto"/>
+        <w:ind w:left="454"/>
+        <w:jc w:val="left"/>
+      </w:pPr>
+      <w:r>
+        <w:rPr>
+          <w:rFonts w:ascii="맑은 고딕" w:hAnsi="맑은 고딕" w:eastAsia="맑은 고딕"/>
+          <w:b w:val="0"/>
+          <w:color w:val="1A1A1A"/>
+          <w:sz w:val="21"/>
+        </w:rPr>
+        <w:t>4. 희망퇴직에 관한 사항</w:t>
+      </w:r>
+    </w:p>
+    <w:p>
+      <w:pPr>
+        <w:spacing w:before="0" w:after="40" w:line="312" w:lineRule="auto"/>
+        <w:ind w:left="454"/>
+        <w:jc w:val="left"/>
+      </w:pPr>
+      <w:r>
+        <w:rPr>
+          <w:rFonts w:ascii="맑은 고딕" w:hAnsi="맑은 고딕" w:eastAsia="맑은 고딕"/>
+          <w:b w:val="0"/>
+          <w:color w:val="1A1A1A"/>
+          <w:sz w:val="21"/>
+        </w:rPr>
+        <w:t>5. 당연면직에 관한 사항</w:t>
+      </w:r>
+    </w:p>
+    <w:p>
+      <w:pPr>
+        <w:spacing w:before="0" w:after="40" w:line="312" w:lineRule="auto"/>
+        <w:ind w:left="454"/>
+        <w:jc w:val="left"/>
+      </w:pPr>
+      <w:r>
+        <w:rPr>
+          <w:rFonts w:ascii="맑은 고딕" w:hAnsi="맑은 고딕" w:eastAsia="맑은 고딕"/>
+          <w:b w:val="0"/>
+          <w:color w:val="1A1A1A"/>
+          <w:sz w:val="21"/>
+        </w:rPr>
+        <w:t>6. 사고로 인한 피해금액의 변상처리에 관한 사항</w:t>
+      </w:r>
+    </w:p>
+    <w:p>
+      <w:pPr>
+        <w:spacing w:before="0" w:after="40" w:line="312" w:lineRule="auto"/>
+        <w:ind w:left="454"/>
+        <w:jc w:val="left"/>
+      </w:pPr>
+      <w:r>
+        <w:rPr>
+          <w:rFonts w:ascii="맑은 고딕" w:hAnsi="맑은 고딕" w:eastAsia="맑은 고딕"/>
+          <w:b w:val="0"/>
+          <w:color w:val="1A1A1A"/>
+          <w:sz w:val="21"/>
+        </w:rPr>
+        <w:t>7. 그 밖에 인사업무와 관련하여 대표이사가 부의하는 사항</w:t>
+      </w:r>
+    </w:p>
+    <w:p>
+      <w:pPr>
+        <w:spacing w:before="0" w:after="40" w:line="312" w:lineRule="auto"/>
+        <w:ind w:left="227"/>
+        <w:jc w:val="left"/>
+      </w:pPr>
+      <w:r>
+        <w:rPr>
+          <w:rFonts w:ascii="맑은 고딕" w:hAnsi="맑은 고딕" w:eastAsia="맑은 고딕"/>
+          <w:b w:val="0"/>
+          <w:color w:val="1A1A1A"/>
+          <w:sz w:val="21"/>
+        </w:rPr>
+        <w:t>② 인사심의회의 구성·운영에 필요한 사항은 「인사규정 시행지침」으로 정한다.</w:t>
       </w:r>
     </w:p>
     <w:p>
@@ -842,7 +1036,7 @@
           <w:color w:val="1A1A1A"/>
           <w:sz w:val="21"/>
         </w:rPr>
-        <w:t xml:space="preserve"> ① 직원의 채용은 일정한 자격을 갖춘 사람을 채용함을 원칙으로 한다.</w:t>
+        <w:t xml:space="preserve"> ① 직원은 「인사규정 시행지침」에서 정하는 자격을 갖춘 사람 중에서 채용함을 원칙으로 한다.</w:t>
       </w:r>
     </w:p>
     <w:p>
@@ -858,7 +1052,7 @@
           <w:color w:val="1A1A1A"/>
           <w:sz w:val="21"/>
         </w:rPr>
-        <w:t>② 채용방법 및 자격에 관한 사항은 별도로 정하는 바에 따른다.</w:t>
+        <w:t>② 채용의 방법·기준 및 절차에 관한 사항은 「인사규정 시행지침」으로 정한다.</w:t>
       </w:r>
     </w:p>
     <w:p>
@@ -881,7 +1075,16 @@
           <w:color w:val="1A1A1A"/>
           <w:sz w:val="21"/>
         </w:rPr>
-        <w:t xml:space="preserve"> 다음 각 호의 어느 하나에 해당하는 사람은 채용하지 아니한다.</w:t>
+        <w:t xml:space="preserve"> 다음 각 호의 어느 하나에 해당하는 사람은 채용하지 아니하며, 채용 후에 결격사유가 발견된 때에는 채용을 취소할 수 있다. </w:t>
+      </w:r>
+      <w:r>
+        <w:rPr>
+          <w:rFonts w:ascii="맑은 고딕" w:hAnsi="맑은 고딕" w:eastAsia="맑은 고딕"/>
+          <w:b w:val="0"/>
+          <w:color w:val="B03030"/>
+          <w:sz w:val="19"/>
+        </w:rPr>
+        <w:t>&lt;검토 의견 4: 채용 후 취소 근거 신설(한전KDN 인사규정 제13조 참고) — 별지 참조&gt;</w:t>
       </w:r>
     </w:p>
     <w:p>
@@ -1071,7 +1274,7 @@
           <w:color w:val="1A1A1A"/>
           <w:sz w:val="21"/>
         </w:rPr>
-        <w:t>② 수습기간 중 채용상의 결격사유가 발생하는 경우에는 채용을 취소할 수 있다.</w:t>
+        <w:t>② 수습기간 중 채용상의 결격사유가 발견되거나 발생한 경우에는 채용을 취소할 수 있다.</w:t>
       </w:r>
     </w:p>
     <w:p>
@@ -1172,7 +1375,16 @@
           <w:color w:val="1A1A1A"/>
           <w:sz w:val="21"/>
         </w:rPr>
-        <w:t xml:space="preserve"> 직원의 호봉이 「보수 및 퇴직금 규정」에서 정하는 최고호봉에 도달한 때에는 초과 근무기간에도 불구하고 승급을 정지한다.</w:t>
+        <w:t xml:space="preserve"> 직원의 호봉이 「보수 및 퇴직금 규정」의 기준급표([별표 제1호])에서 정한 해당 직급의 최고호봉에 도달한 때에는 초과 근무기간에도 불구하고 승급을 정지한다. </w:t>
+      </w:r>
+      <w:r>
+        <w:rPr>
+          <w:rFonts w:ascii="맑은 고딕" w:hAnsi="맑은 고딕" w:eastAsia="맑은 고딕"/>
+          <w:b w:val="0"/>
+          <w:color w:val="B03030"/>
+          <w:sz w:val="19"/>
+        </w:rPr>
+        <w:t>&lt;확인 요망: '최고호봉'의 명문 정의가 「보수 및 퇴직금 규정」에 없어 기준급표 상한을 근거로 명시 — 해석 맞는지 확인&gt;</w:t>
       </w:r>
     </w:p>
     <w:p>
@@ -1243,7 +1455,7 @@
           <w:color w:val="1A1A1A"/>
           <w:sz w:val="21"/>
         </w:rPr>
-        <w:t>3. 그 밖에 필요에 따라 부득이하다고 인정하는 경우</w:t>
+        <w:t>3. 그 밖에 제1호 및 제2호에 준하는 사유로 부득이하다고 인정하는 경우</w:t>
       </w:r>
     </w:p>
     <w:p>
@@ -1385,7 +1597,16 @@
           <w:color w:val="1A1A1A"/>
           <w:sz w:val="21"/>
         </w:rPr>
-        <w:t>② 정직·휴직·결근·대기 기간과 「인사규정 시행지침」에 따른 승격·승급 불허기간은 승격 소요 최저연수에 가산한다.</w:t>
+        <w:t xml:space="preserve">② 정직·휴직·결근·대기 기간과 「인사규정 시행지침」에 따른 승급·승진 제한기간은 승격 소요 최저연수에 가산한다. </w:t>
+      </w:r>
+      <w:r>
+        <w:rPr>
+          <w:rFonts w:ascii="맑은 고딕" w:hAnsi="맑은 고딕" w:eastAsia="맑은 고딕"/>
+          <w:b w:val="0"/>
+          <w:color w:val="B03030"/>
+          <w:sz w:val="19"/>
+        </w:rPr>
+        <w:t>&lt;확인 요망: 현행 '승격·승급불허 기간' ↔ 시행지침 제25조 '승급·승진 제한기간' 용어 불일치 — 지침 용어로 맞춤, 취지 확인&gt;</w:t>
       </w:r>
     </w:p>
     <w:p>
@@ -1440,7 +1661,7 @@
           <w:color w:val="1A1A1A"/>
           <w:sz w:val="21"/>
         </w:rPr>
-        <w:t xml:space="preserve"> 승격·승진의 기준은 이 규정, 「성과관리규정」 등을 기준으로 인사심의회에서 정하는 바에 따른다.</w:t>
+        <w:t xml:space="preserve"> 승격·승진의 기준은 이 규정과 「성과관리규정」 등을 기준으로 인사심의회의 심의를 거쳐 대표이사가 정한다.</w:t>
       </w:r>
     </w:p>
     <w:p>
@@ -1550,7 +1771,7 @@
           <w:color w:val="1A1A1A"/>
           <w:sz w:val="21"/>
         </w:rPr>
-        <w:t>3. 그 밖에 필요에 따라 부득이하다고 인정하는 경우</w:t>
+        <w:t>3. 그 밖에 제1호 및 제2호에 준하는 사유로 부득이하다고 인정하는 경우</w:t>
       </w:r>
     </w:p>
     <w:p>
@@ -1745,7 +1966,16 @@
           <w:color w:val="1A1A1A"/>
           <w:sz w:val="21"/>
         </w:rPr>
-        <w:t>② 직원의 정년은 60세로 한다. 다만, 임금피크제를 적용받는 직원에 한정하여 정년을 별도로 정할 수 있다.</w:t>
+        <w:t xml:space="preserve">② 직원의 정년은 60세로 한다. 다만, 임금피크제를 적용받는 직원의 정년에 관하여는 「선임직원 운영지침」에서 정하는 바에 따른다. </w:t>
+      </w:r>
+      <w:r>
+        <w:rPr>
+          <w:rFonts w:ascii="맑은 고딕" w:hAnsi="맑은 고딕" w:eastAsia="맑은 고딕"/>
+          <w:b w:val="0"/>
+          <w:color w:val="B03030"/>
+          <w:sz w:val="19"/>
+        </w:rPr>
+        <w:t>&lt;확인 요망: 임금피크제 운영 근거가 「선임직원 운영지침」인지 확인 — 현행 '별도로 정할 수 있다'의 착지 명시&gt;</w:t>
       </w:r>
     </w:p>
     <w:p>
@@ -1864,7 +2094,16 @@
           <w:color w:val="1A1A1A"/>
           <w:sz w:val="21"/>
         </w:rPr>
-        <w:t>6. 신체의 장애 또는 정신질환으로 인하여 계속 근무가 불가능하다고 인정되었을 때</w:t>
+        <w:t xml:space="preserve">6. 신체의 장애 또는 정신질환으로 인하여 계속 근무가 불가능하다고 인정되었을 때 </w:t>
+      </w:r>
+      <w:r>
+        <w:rPr>
+          <w:rFonts w:ascii="맑은 고딕" w:hAnsi="맑은 고딕" w:eastAsia="맑은 고딕"/>
+          <w:b w:val="0"/>
+          <w:color w:val="B03030"/>
+          <w:sz w:val="19"/>
+        </w:rPr>
+        <w:t>&lt;검토 의견 3: 별지 참조&gt;</w:t>
       </w:r>
     </w:p>
     <w:p>
@@ -1918,7 +2157,7 @@
     <w:p>
       <w:pPr>
         <w:spacing w:before="0" w:after="40" w:line="312" w:lineRule="auto"/>
-        <w:ind w:left="454"/>
+        <w:ind w:left="0"/>
         <w:jc w:val="left"/>
       </w:pPr>
       <w:r>
@@ -1934,7 +2173,7 @@
     <w:p>
       <w:pPr>
         <w:spacing w:before="0" w:after="40" w:line="312" w:lineRule="auto"/>
-        <w:ind w:left="454"/>
+        <w:ind w:left="0"/>
         <w:jc w:val="left"/>
       </w:pPr>
       <w:r>
@@ -1944,13 +2183,22 @@
           <w:color w:val="1A1A1A"/>
           <w:sz w:val="21"/>
         </w:rPr>
-        <w:t>11. 회사 형편에 따를 때</w:t>
+        <w:t xml:space="preserve">11. 회사 형편에 따를 때 </w:t>
+      </w:r>
+      <w:r>
+        <w:rPr>
+          <w:rFonts w:ascii="맑은 고딕" w:hAnsi="맑은 고딕" w:eastAsia="맑은 고딕"/>
+          <w:b w:val="0"/>
+          <w:color w:val="B03030"/>
+          <w:sz w:val="19"/>
+        </w:rPr>
+        <w:t>&lt;검토 의견 2: 『근로기준법』 제24조 정합 — 법무 검토 권고, 별지 참조&gt;</w:t>
       </w:r>
     </w:p>
     <w:p>
       <w:pPr>
         <w:spacing w:before="0" w:after="40" w:line="312" w:lineRule="auto"/>
-        <w:ind w:left="454"/>
+        <w:ind w:left="0"/>
         <w:jc w:val="left"/>
       </w:pPr>
       <w:r>
@@ -1966,7 +2214,7 @@
     <w:p>
       <w:pPr>
         <w:spacing w:before="0" w:after="40" w:line="312" w:lineRule="auto"/>
-        <w:ind w:left="454"/>
+        <w:ind w:left="0"/>
         <w:jc w:val="left"/>
       </w:pPr>
       <w:r>
@@ -2109,7 +2357,16 @@
           <w:color w:val="1A1A1A"/>
           <w:sz w:val="21"/>
         </w:rPr>
-        <w:t xml:space="preserve"> ① 부실점장은 소속직원에 대하여 직군, 직급, 직무별로 업무량이 균등하게 사무분담을 명하고, 사무분담 내용을 사무분담명령부에 기록하여야 한다.</w:t>
+        <w:t xml:space="preserve"> ① 부실점장은 소속직원에 대하여 직급, 직무별로 업무량이 균등하게 사무분담을 명하고, 사무분담 내용을 사무분담명령부에 기록하여야 한다. </w:t>
+      </w:r>
+      <w:r>
+        <w:rPr>
+          <w:rFonts w:ascii="맑은 고딕" w:hAnsi="맑은 고딕" w:eastAsia="맑은 고딕"/>
+          <w:b w:val="0"/>
+          <w:color w:val="B03030"/>
+          <w:sz w:val="19"/>
+        </w:rPr>
+        <w:t>&lt;확인 요망: 현행 '직군, 직급, 직무별' 중 '직군'은 전 사규에 구분 제도가 없어(사문화) 삭제 제안 — 직군 제도 실존 여부 확인&gt;</w:t>
       </w:r>
     </w:p>
     <w:p>
@@ -2361,7 +2618,7 @@
           <w:color w:val="1A1A1A"/>
           <w:sz w:val="21"/>
         </w:rPr>
-        <w:t xml:space="preserve"> ① 포상 또는 징계는 인사심의회의 심의를 거쳐 대표이사가 결정한다. 다만, 포상의 경우 따로 정하는 경우에는 인사심의회의 심의를 생략할 수 있다.</w:t>
+        <w:t xml:space="preserve"> ① 포상 또는 징계는 인사심의회의 심의를 거쳐 대표이사가 결정한다. 다만, 포상의 경우 「인사규정 시행지침」에서 따로 정하는 경우에는 인사심의회의 심의를 생략할 수 있다.</w:t>
       </w:r>
     </w:p>
     <w:p>
@@ -3248,12 +3505,12 @@
           <w:color w:val="1A1A1A"/>
           <w:sz w:val="26"/>
         </w:rPr>
-        <w:t>신구조문대비표 (참고자료)</w:t>
+        <w:t>검토 의견 (별지)</w:t>
       </w:r>
     </w:p>
     <w:p>
       <w:pPr>
-        <w:spacing w:before="0" w:after="40" w:line="312" w:lineRule="auto"/>
+        <w:spacing w:before="0" w:after="80" w:line="312" w:lineRule="auto"/>
         <w:ind w:left="0"/>
         <w:jc w:val="left"/>
       </w:pPr>
@@ -3264,7 +3521,172 @@
           <w:color w:val="777777"/>
           <w:sz w:val="18"/>
         </w:rPr>
-        <w:t>「사규관리규정」 제18조제2항제4호에 따라 전부개정은 신구조문대비표를 생략할 수 있으나, 심사 편의를 위하여 변경 사항 중심으로 첨부한다. 아래에 없는 조문은 조번호 이동(구 제4조~제38조 → 신 제5조~제39조)과 표현 정비 외 내용 동일.</w:t>
+        <w:t>아래는 이번 개정에서 문안을 바꾸지 않았거나(법무·정책 판단 필요), 시행 전 확인이 필요한 사항이다. 결재 전 소관 판단을 받아 반영 여부를 확정한다.</w:t>
+      </w:r>
+    </w:p>
+    <w:p>
+      <w:pPr>
+        <w:spacing w:before="0" w:after="60" w:line="312" w:lineRule="auto"/>
+        <w:ind w:left="113"/>
+        <w:jc w:val="left"/>
+      </w:pPr>
+      <w:r>
+        <w:rPr>
+          <w:rFonts w:ascii="맑은 고딕" w:hAnsi="맑은 고딕" w:eastAsia="맑은 고딕"/>
+          <w:b w:val="0"/>
+          <w:color w:val="1A1A1A"/>
+          <w:sz w:val="19"/>
+        </w:rPr>
+        <w:t>1. [법무] 제5조제2항 '이의를 제기할 수 없다' — 부당전보·부당해고 구제신청 등 법정 구제절차는 사규로 배제할 수 없어 실효성 없이 리스크만 남는 문구. 삭제 또는 완화를 법무 검토 후 결정 권고 (문안은 현행 유지).</w:t>
+      </w:r>
+    </w:p>
+    <w:p>
+      <w:pPr>
+        <w:spacing w:before="0" w:after="60" w:line="312" w:lineRule="auto"/>
+        <w:ind w:left="113"/>
+        <w:jc w:val="left"/>
+      </w:pPr>
+      <w:r>
+        <w:rPr>
+          <w:rFonts w:ascii="맑은 고딕" w:hAnsi="맑은 고딕" w:eastAsia="맑은 고딕"/>
+          <w:b w:val="0"/>
+          <w:color w:val="1A1A1A"/>
+          <w:sz w:val="19"/>
+        </w:rPr>
+        <w:t>2. [법무] 제29조제1항제11호 '회사 형편에 따를 때' — 경영상 이유 해고를 당연면직으로 처리하는 구조. 『근로기준법』 제24조의 요건(긴박한 경영상 필요, 해고회피 노력, 공정한 기준, 근로자대표 협의)과 정합하지 않으면 무효 리스크. 법무 검토 권고 (문안은 현행 유지).</w:t>
+      </w:r>
+    </w:p>
+    <w:p>
+      <w:pPr>
+        <w:spacing w:before="0" w:after="60" w:line="312" w:lineRule="auto"/>
+        <w:ind w:left="113"/>
+        <w:jc w:val="left"/>
+      </w:pPr>
+      <w:r>
+        <w:rPr>
+          <w:rFonts w:ascii="맑은 고딕" w:hAnsi="맑은 고딕" w:eastAsia="맑은 고딕"/>
+          <w:b w:val="0"/>
+          <w:color w:val="1A1A1A"/>
+          <w:sz w:val="19"/>
+        </w:rPr>
+        <w:t>3. [법무] 제29조제1항제6호 신체장애·정신질환 면직 — 『장애인차별금지법』상 정당한 편의 제공 의무와의 관계 검토 권고 (문안은 현행 유지).</w:t>
+      </w:r>
+    </w:p>
+    <w:p>
+      <w:pPr>
+        <w:spacing w:before="0" w:after="60" w:line="312" w:lineRule="auto"/>
+        <w:ind w:left="113"/>
+        <w:jc w:val="left"/>
+      </w:pPr>
+      <w:r>
+        <w:rPr>
+          <w:rFonts w:ascii="맑은 고딕" w:hAnsi="맑은 고딕" w:eastAsia="맑은 고딕"/>
+          <w:b w:val="0"/>
+          <w:color w:val="1A1A1A"/>
+          <w:sz w:val="19"/>
+        </w:rPr>
+        <w:t>4. [법무] 제12조 두문의 '채용 후 결격사유 발견 시 취소' 신설 — 종전에는 수습기간(제14조) 이후 발견 시 처리 근거가 없던 공백을 한전KDN 인사규정 제13조 방식으로 보완. 채용취소는 해고로 다투어질 수 있으므로 시행 전 법무 확인 권고.</w:t>
+      </w:r>
+    </w:p>
+    <w:p>
+      <w:pPr>
+        <w:spacing w:before="0" w:after="60" w:line="312" w:lineRule="auto"/>
+        <w:ind w:left="113"/>
+        <w:jc w:val="left"/>
+      </w:pPr>
+      <w:r>
+        <w:rPr>
+          <w:rFonts w:ascii="맑은 고딕" w:hAnsi="맑은 고딕" w:eastAsia="맑은 고딕"/>
+          <w:b w:val="0"/>
+          <w:color w:val="1A1A1A"/>
+          <w:sz w:val="19"/>
+        </w:rPr>
+        <w:t>5. [정책] 제8조제2항제2호의 질병 열거(결핵성 폐질환·전염성 B형간염) — 1990년대식 열거로 시대성 결여. 업무상 질병 일반 기준으로의 재정비 검토.</w:t>
+      </w:r>
+    </w:p>
+    <w:p>
+      <w:pPr>
+        <w:spacing w:before="0" w:after="60" w:line="312" w:lineRule="auto"/>
+        <w:ind w:left="113"/>
+        <w:jc w:val="left"/>
+      </w:pPr>
+      <w:r>
+        <w:rPr>
+          <w:rFonts w:ascii="맑은 고딕" w:hAnsi="맑은 고딕" w:eastAsia="맑은 고딕"/>
+          <w:b w:val="0"/>
+          <w:color w:val="1A1A1A"/>
+          <w:sz w:val="19"/>
+        </w:rPr>
+        <w:t>6. [확인] 제32조제1항 '사무분담명령부' — 서식·전산 관리 방식 미확인. 전산 관리 중이면 제37조와 같은 방식으로 현행화 필요.</w:t>
+      </w:r>
+    </w:p>
+    <w:p>
+      <w:pPr>
+        <w:spacing w:before="0" w:after="60" w:line="312" w:lineRule="auto"/>
+        <w:ind w:left="113"/>
+        <w:jc w:val="left"/>
+      </w:pPr>
+      <w:r>
+        <w:rPr>
+          <w:rFonts w:ascii="맑은 고딕" w:hAnsi="맑은 고딕" w:eastAsia="맑은 고딕"/>
+          <w:b w:val="0"/>
+          <w:color w:val="1A1A1A"/>
+          <w:sz w:val="19"/>
+        </w:rPr>
+        <w:t>7. [별건·시급] 「인사규정 시행지침」 제2조(채용기준)의 '사상이 온건', '가정환경이 원만' 등 문구 — 직무와 무관한 차별 소지(『고용정책 기본법』 제7조 등). 이 규정 개정과 별건으로 지침 정비 시급. 아울러 지침 제40조(심의사항)를 이 규정 제10조제1항의 목록과 일치하도록 연동 개정 필요.</w:t>
+      </w:r>
+    </w:p>
+    <w:p>
+      <w:pPr>
+        <w:spacing w:before="0" w:after="60" w:line="312" w:lineRule="auto"/>
+        <w:ind w:left="113"/>
+        <w:jc w:val="left"/>
+      </w:pPr>
+      <w:r>
+        <w:rPr>
+          <w:rFonts w:ascii="맑은 고딕" w:hAnsi="맑은 고딕" w:eastAsia="맑은 고딕"/>
+          <w:b w:val="0"/>
+          <w:color w:val="1A1A1A"/>
+          <w:sz w:val="19"/>
+        </w:rPr>
+        <w:t>8. [참고] 한전KDN 인사규정은 인사위원회의 설치·기능·구성·의결을 규정 본문(제5조~제10조)에 두고, 채용계획(제12조)·채용비리 관련자 제재 및 피해자 구제(제14조) 조문을 별도로 둠 — 심의회 구성의 규정 격상, 채용비리 제재 근거 신설은 추후 검토 옵션.</w:t>
+      </w:r>
+    </w:p>
+    <w:p>
+      <w:r>
+        <w:br w:type="page"/>
+      </w:r>
+    </w:p>
+    <w:p>
+      <w:pPr>
+        <w:spacing w:before="0" w:after="40" w:line="312" w:lineRule="auto"/>
+        <w:ind w:left="0"/>
+        <w:jc w:val="left"/>
+      </w:pPr>
+      <w:r>
+        <w:rPr>
+          <w:rFonts w:ascii="맑은 고딕" w:hAnsi="맑은 고딕" w:eastAsia="맑은 고딕"/>
+          <w:b/>
+          <w:color w:val="1A1A1A"/>
+          <w:sz w:val="26"/>
+        </w:rPr>
+        <w:t>신구조문대비표 (요약 — 전 조문 대비는 별도 파일)</w:t>
+      </w:r>
+    </w:p>
+    <w:p>
+      <w:pPr>
+        <w:spacing w:before="0" w:after="40" w:line="312" w:lineRule="auto"/>
+        <w:ind w:left="0"/>
+        <w:jc w:val="left"/>
+      </w:pPr>
+      <w:r>
+        <w:rPr>
+          <w:rFonts w:ascii="맑은 고딕" w:hAnsi="맑은 고딕" w:eastAsia="맑은 고딕"/>
+          <w:b w:val="0"/>
+          <w:color w:val="777777"/>
+          <w:sz w:val="18"/>
+        </w:rPr>
+        <w:t>「사규관리규정」 제18조제2항제4호에 따라 전부개정은 신구조문대비표를 생략할 수 있으나, 심사 편의를 위하여 변경 사항 중심으로 요약 첨부한다. 전 조문 대비는 「인사규정_신구조문대비표.docx」 참조. 아래에 없는 조문은 조번호 이동(구 제4조~제38조 → 신 제5조~제39조)과 표현 정비 외 내용 동일.</w:t>
       </w:r>
     </w:p>
     <w:p>
@@ -3404,7 +3826,7 @@
                 <w:color w:val="1A1A1A"/>
                 <w:sz w:val="17"/>
               </w:rPr>
-              <w:t>총칙 표준 편제(「사규관리규정」 제9조제1호: 목적→정의→적용범위→관계). 구 제2조의 충돌 규칙을 제4조로 분리. 정의어 표기 「 」→" ", '~라 함은'→'~란'</w:t>
+              <w:t>총칙 표준 편제(「사규관리규정」 제9조제1호). 구 제2조의 충돌 규칙을 제4조로 분리. 정의어 「 」→" ", '~라 함은'→'~란'</w:t>
             </w:r>
           </w:p>
         </w:tc>
@@ -3426,7 +3848,7 @@
                 <w:color w:val="1A1A1A"/>
                 <w:sz w:val="17"/>
               </w:rPr>
-              <w:t>제3조5~7호 "상위호봉으로 임면되는 것"</w:t>
+              <w:t>제5조① 본문 안 직급표 · "부여할 수 있다"</w:t>
             </w:r>
           </w:p>
         </w:tc>
@@ -3446,7 +3868,7 @@
                 <w:color w:val="1A1A1A"/>
                 <w:sz w:val="17"/>
               </w:rPr>
-              <w:t>제2조5~7호 "상위 호봉으로 조정되는 것"</w:t>
+              <w:t>제6조① [별표 제3호] · "구분한다"</w:t>
             </w:r>
           </w:p>
         </w:tc>
@@ -3466,7 +3888,7 @@
                 <w:color w:val="1A1A1A"/>
                 <w:sz w:val="17"/>
               </w:rPr>
-              <w:t>정의 순환 해소('임면'의 정의에 승급·승진·승격이 이미 포함) — 의미 변화 없음</w:t>
+              <w:t>「사규관리규정」 제11조제2항(행·열 4 초과 표는 별표). 직급 부여는 재량 사항이 아니므로 '할 수 있다' 정정</w:t>
             </w:r>
           </w:p>
         </w:tc>
@@ -3488,7 +3910,7 @@
                 <w:color w:val="1A1A1A"/>
                 <w:sz w:val="17"/>
               </w:rPr>
-              <w:t>제5조① 본문 안 직급 구분표</w:t>
+              <w:t>제5조③ "별도로 정하는 바에 따른다"</w:t>
             </w:r>
           </w:p>
         </w:tc>
@@ -3508,7 +3930,7 @@
                 <w:color w:val="1A1A1A"/>
                 <w:sz w:val="17"/>
               </w:rPr>
-              <w:t>제6조① [별표 제3호]로 이동</w:t>
+              <w:t>제6조③ "「보수 및 퇴직금 규정」에서 정하는 바에 따른다"</w:t>
             </w:r>
           </w:p>
         </w:tc>
@@ -3528,7 +3950,7 @@
                 <w:color w:val="1A1A1A"/>
                 <w:sz w:val="17"/>
               </w:rPr>
-              <w:t>「사규관리규정」 제11조제2항(행·열 4 초과 표는 별표) — 표 내용 변경 없음</w:t>
+              <w:t>위임 착지 명시(직책수당은 동 규정 별표 제6호에 실재)</w:t>
             </w:r>
           </w:p>
         </w:tc>
@@ -3550,7 +3972,7 @@
                 <w:color w:val="1A1A1A"/>
                 <w:sz w:val="17"/>
               </w:rPr>
-              <w:t>제6조 '제평가/재평가' 혼용</w:t>
+              <w:t>제7조② 전단(승인 시 산입)+후단(열거 산입)</w:t>
             </w:r>
           </w:p>
         </w:tc>
@@ -3570,7 +3992,7 @@
                 <w:color w:val="1A1A1A"/>
                 <w:sz w:val="17"/>
               </w:rPr>
-              <w:t>제7조 '제평가'로 통일</w:t>
+              <w:t>제8조② 열거 구조로 재편(제1호=승인 산입)</w:t>
             </w:r>
           </w:p>
         </w:tc>
@@ -3590,7 +4012,7 @@
                 <w:color w:val="1A1A1A"/>
                 <w:sz w:val="17"/>
               </w:rPr>
-              <w:t>동일 개념의 표기 혼용 정리 〈확인 요망: 용어 확정〉</w:t>
+              <w:t>전단·후단 충돌 해소 — 실체 보존 〈확인 요망: 취지〉</w:t>
             </w:r>
           </w:p>
         </w:tc>
@@ -3612,7 +4034,7 @@
                 <w:color w:val="1A1A1A"/>
                 <w:sz w:val="17"/>
               </w:rPr>
-              <w:t>제6조④ "인사규정 제32조 제1항 해당자에 대기발령 할 수 있으며"</w:t>
+              <w:t>제9조(인사심의회) "설치·운영할 수 있다"</w:t>
             </w:r>
           </w:p>
         </w:tc>
@@ -3632,7 +4054,7 @@
                 <w:color w:val="1A1A1A"/>
                 <w:sz w:val="17"/>
               </w:rPr>
-              <w:t>제7조④ "제33조제1항에 해당하는 직원에게는 대기발령을 할 수 있으며"</w:t>
+              <w:t>제10조 ① 상설("둔다")+심의사항 7개 호 ② 구성·운영 시행지침 위임</w:t>
             </w:r>
           </w:p>
         </w:tc>
@@ -3652,7 +4074,7 @@
                 <w:color w:val="1A1A1A"/>
                 <w:sz w:val="17"/>
               </w:rPr>
-              <w:t>같은 규정 안 인용은 조번호만 적음(「사규관리규정」 제12조제6항 취지) + 조번호 이동 반영, 문장 정비</w:t>
+              <w:t>임의 기구 ↔ 당연면직 의결 강제(제29조②) ↔ 지침 "둔다"의 3중 모순 해소. 기능 목록을 규정 전체와 일치. 한전KDN 인사규정 제5~10조 벤치마킹</w:t>
             </w:r>
           </w:p>
         </w:tc>
@@ -3674,7 +4096,7 @@
                 <w:color w:val="1A1A1A"/>
                 <w:sz w:val="17"/>
               </w:rPr>
-              <w:t>제7조(근속년수 산정)</w:t>
+              <w:t>제10조(채용원칙) "일정한 자격" · "별도로 정하는 바에 의한다"</w:t>
             </w:r>
           </w:p>
         </w:tc>
@@ -3694,7 +4116,7 @@
                 <w:color w:val="1A1A1A"/>
                 <w:sz w:val="17"/>
               </w:rPr>
-              <w:t>제8조(근속연수의 산정)</w:t>
+              <w:t>제11조 "「인사규정 시행지침」에서 정하는 자격" · "「인사규정 시행지침」으로 정한다"</w:t>
             </w:r>
           </w:p>
         </w:tc>
@@ -3714,7 +4136,7 @@
                 <w:color w:val="1A1A1A"/>
                 <w:sz w:val="17"/>
               </w:rPr>
-              <w:t>한글맞춤법(년수→연수). '각 호의 1'→'각 호의 어느 하나'</w:t>
+              <w:t>위임 착지 명시(시행지침 제1~3조: 채용방법·채용기준·가점 실재)</w:t>
             </w:r>
           </w:p>
         </w:tc>
@@ -3736,7 +4158,7 @@
                 <w:color w:val="1A1A1A"/>
                 <w:sz w:val="17"/>
               </w:rPr>
-              <w:t>제11조(채용금지자)</w:t>
+              <w:t>제11조(채용금지자) 두문 "채용하지 아니한다"</w:t>
             </w:r>
           </w:p>
         </w:tc>
@@ -3756,7 +4178,7 @@
                 <w:color w:val="1A1A1A"/>
                 <w:sz w:val="17"/>
               </w:rPr>
-              <w:t>제12조(채용 결격사유)</w:t>
+              <w:t>제12조(채용 결격사유) 두문에 채용 후 발견 시 취소 근거 추가</w:t>
             </w:r>
           </w:p>
         </w:tc>
@@ -3776,7 +4198,7 @@
                 <w:color w:val="1A1A1A"/>
                 <w:sz w:val="17"/>
               </w:rPr>
-              <w:t>인용 사규(「계약직원 관리지침」·「촉탁직 관리지침」이 '결격사유'로 인용)와 용어 정합. '자'→'사람'</w:t>
+              <w:t>표제를 인용 사규와 정합(결격사유). 수습 이후 결격 발견 시 처리 공백 보완(한전KDN 제13조 참고) 〈법무 확인 권고〉. 2호 『국가공무원법』 제33조 현행화</w:t>
             </w:r>
           </w:p>
         </w:tc>
@@ -3798,7 +4220,7 @@
                 <w:color w:val="1A1A1A"/>
                 <w:sz w:val="17"/>
               </w:rPr>
-              <w:t>제11조2호 "「국가공무원법」 제33조 제1항 각 호"</w:t>
+              <w:t>제14조① "호봉은 5~42호으로 나누고 1호봉 의…"</w:t>
             </w:r>
           </w:p>
         </w:tc>
@@ -3818,7 +4240,7 @@
                 <w:color w:val="1A1A1A"/>
                 <w:sz w:val="17"/>
               </w:rPr>
-              <w:t>제12조2호 "『국가공무원법』 제33조 각 호"</w:t>
+              <w:t>제15조① "호봉은 5호봉부터 42호봉까지로 하고, 1호봉의…"</w:t>
             </w:r>
           </w:p>
         </w:tc>
@@ -3838,7 +4260,7 @@
                 <w:color w:val="1A1A1A"/>
                 <w:sz w:val="17"/>
               </w:rPr>
-              <w:t>법령 인용 현행화(2008. 12. 국가공무원법 개정으로 항 삭제 — 결격사유 목록은 동일) + 법령 겹낫표</w:t>
+              <w:t>오타·띄어쓰기 교정</w:t>
             </w:r>
           </w:p>
         </w:tc>
@@ -3860,7 +4282,7 @@
                 <w:color w:val="1A1A1A"/>
                 <w:sz w:val="17"/>
               </w:rPr>
-              <w:t>제14조① "호봉은 5~42호으로 나누고 1호봉 의 승급에…"</w:t>
+              <w:t>제16조 "「보수및퇴직금규정」에서 정하는 최고호봉"</w:t>
             </w:r>
           </w:p>
         </w:tc>
@@ -3880,7 +4302,7 @@
                 <w:color w:val="1A1A1A"/>
                 <w:sz w:val="17"/>
               </w:rPr>
-              <w:t>제15조① "호봉은 5호봉부터 42호봉까지로 하고, 1호봉의 승급에…"</w:t>
+              <w:t>제17조 "「보수 및 퇴직금 규정」의 기준급표([별표 제1호])에서 정한 해당 직급의 최고호봉"</w:t>
             </w:r>
           </w:p>
         </w:tc>
@@ -3900,7 +4322,7 @@
                 <w:color w:val="1A1A1A"/>
                 <w:sz w:val="17"/>
               </w:rPr>
-              <w:t>오타·띄어쓰기 교정, '~부터 ~까지' 표기(「사규관리규정」 제12조제2항)</w:t>
+              <w:t>근거 빈약 참조 보정 — '최고호봉' 명문 정의가 없어 기준급표 상한으로 특정 〈확인 요망〉</w:t>
             </w:r>
           </w:p>
         </w:tc>
@@ -3922,7 +4344,7 @@
                 <w:color w:val="1A1A1A"/>
                 <w:sz w:val="17"/>
               </w:rPr>
-              <w:t>제19조③ "6급 12호에 도래한 직원은 익월 초일 5급 대리로 자동 승격한다. 단, 입사 후 3년 미 경과자…"</w:t>
+              <w:t>제17조·제22조 3호 "기타 필요에 의하여 부득이하다고 인정하는 경우"</w:t>
             </w:r>
           </w:p>
         </w:tc>
@@ -3942,7 +4364,7 @@
                 <w:color w:val="1A1A1A"/>
                 <w:sz w:val="17"/>
               </w:rPr>
-              <w:t>제20조③ "6급 12호봉에 도달한 직원은 다음 달 1일에 5급 대리로 자동 승격한다. 다만, 입사 후 3년이 지나지 아니한 직원…"</w:t>
+              <w:t>제18조·제23조 3호 "제1호 및 제2호에 준하는 사유로 부득이하다고 인정하는 경우"</w:t>
             </w:r>
           </w:p>
         </w:tc>
@@ -3962,7 +4384,7 @@
                 <w:color w:val="1A1A1A"/>
                 <w:sz w:val="17"/>
               </w:rPr>
-              <w:t>어려운 한자어 순화(도래→도달, 익월 초일→다음 달 1일), '단'→'다만'(「사규관리규정」 표준)</w:t>
+              <w:t>무한정 포괄 사유를 예시 준용형으로 한정(특별승급·승격 남용 통제)</w:t>
             </w:r>
           </w:p>
         </w:tc>
@@ -3984,7 +4406,7 @@
                 <w:color w:val="1A1A1A"/>
                 <w:sz w:val="17"/>
               </w:rPr>
-              <w:t>제20조(승격·승진의 기준) "「인사규정」,「성과관리규정」 등을 기준으로…"</w:t>
+              <w:t>제19조② "『인사규정시행지침』에 의한 승격·승급불허 기간"</w:t>
             </w:r>
           </w:p>
         </w:tc>
@@ -4004,7 +4426,7 @@
                 <w:color w:val="1A1A1A"/>
                 <w:sz w:val="17"/>
               </w:rPr>
-              <w:t>제21조 "이 규정, 「성과관리규정」 등을 기준으로…"</w:t>
+              <w:t>제20조② "「인사규정 시행지침」에 따른 승급·승진 제한기간"</w:t>
             </w:r>
           </w:p>
         </w:tc>
@@ -4024,7 +4446,131 @@
                 <w:color w:val="1A1A1A"/>
                 <w:sz w:val="17"/>
               </w:rPr>
-              <w:t>자기 규정 인용 정비</w:t>
+              <w:t>지침 제25조의 실제 용어와 정합 〈확인 요망: 취지〉</w:t>
+            </w:r>
+          </w:p>
+        </w:tc>
+      </w:tr>
+      <w:tr>
+        <w:tc>
+          <w:tcPr>
+            <w:tcW w:type="dxa" w:w="3175"/>
+          </w:tcPr>
+          <w:p>
+            <w:pPr>
+              <w:spacing w:after="20"/>
+            </w:pPr>
+            <w:r/>
+            <w:r>
+              <w:rPr>
+                <w:rFonts w:ascii="맑은 고딕" w:hAnsi="맑은 고딕" w:eastAsia="맑은 고딕"/>
+                <w:b w:val="0"/>
+                <w:color w:val="1A1A1A"/>
+                <w:sz w:val="17"/>
+              </w:rPr>
+              <w:t>제20조(승격·승진의 기준) "인사심의회에서 정하는 바에 의한다"</w:t>
+            </w:r>
+          </w:p>
+        </w:tc>
+        <w:tc>
+          <w:tcPr>
+            <w:tcW w:type="dxa" w:w="3175"/>
+          </w:tcPr>
+          <w:p>
+            <w:pPr>
+              <w:spacing w:after="20"/>
+            </w:pPr>
+            <w:r/>
+            <w:r>
+              <w:rPr>
+                <w:rFonts w:ascii="맑은 고딕" w:hAnsi="맑은 고딕" w:eastAsia="맑은 고딕"/>
+                <w:b w:val="0"/>
+                <w:color w:val="1A1A1A"/>
+                <w:sz w:val="17"/>
+              </w:rPr>
+              <w:t>제21조 "인사심의회의 심의를 거쳐 대표이사가 정한다"</w:t>
+            </w:r>
+          </w:p>
+        </w:tc>
+        <w:tc>
+          <w:tcPr>
+            <w:tcW w:type="dxa" w:w="3288"/>
+          </w:tcPr>
+          <w:p>
+            <w:pPr>
+              <w:spacing w:after="20"/>
+            </w:pPr>
+            <w:r/>
+            <w:r>
+              <w:rPr>
+                <w:rFonts w:ascii="맑은 고딕" w:hAnsi="맑은 고딕" w:eastAsia="맑은 고딕"/>
+                <w:b w:val="0"/>
+                <w:color w:val="1A1A1A"/>
+                <w:sz w:val="17"/>
+              </w:rPr>
+              <w:t>심의기구와 결정권자의 구분 명확화(심의회는 심의·의결 기구이지 제정 주체가 아님)</w:t>
+            </w:r>
+          </w:p>
+        </w:tc>
+      </w:tr>
+      <w:tr>
+        <w:tc>
+          <w:tcPr>
+            <w:tcW w:type="dxa" w:w="3175"/>
+          </w:tcPr>
+          <w:p>
+            <w:pPr>
+              <w:spacing w:after="20"/>
+            </w:pPr>
+            <w:r/>
+            <w:r>
+              <w:rPr>
+                <w:rFonts w:ascii="맑은 고딕" w:hAnsi="맑은 고딕" w:eastAsia="맑은 고딕"/>
+                <w:b w:val="0"/>
+                <w:color w:val="1A1A1A"/>
+                <w:sz w:val="17"/>
+              </w:rPr>
+              <w:t>제27조② "정년을 별도로 정할 수 있다"</w:t>
+            </w:r>
+          </w:p>
+        </w:tc>
+        <w:tc>
+          <w:tcPr>
+            <w:tcW w:type="dxa" w:w="3175"/>
+          </w:tcPr>
+          <w:p>
+            <w:pPr>
+              <w:spacing w:after="20"/>
+            </w:pPr>
+            <w:r/>
+            <w:r>
+              <w:rPr>
+                <w:rFonts w:ascii="맑은 고딕" w:hAnsi="맑은 고딕" w:eastAsia="맑은 고딕"/>
+                <w:b w:val="0"/>
+                <w:color w:val="1A1A1A"/>
+                <w:sz w:val="17"/>
+              </w:rPr>
+              <w:t>제28조② "「선임직원 운영지침」에서 정하는 바에 따른다"</w:t>
+            </w:r>
+          </w:p>
+        </w:tc>
+        <w:tc>
+          <w:tcPr>
+            <w:tcW w:type="dxa" w:w="3288"/>
+          </w:tcPr>
+          <w:p>
+            <w:pPr>
+              <w:spacing w:after="20"/>
+            </w:pPr>
+            <w:r/>
+            <w:r>
+              <w:rPr>
+                <w:rFonts w:ascii="맑은 고딕" w:hAnsi="맑은 고딕" w:eastAsia="맑은 고딕"/>
+                <w:b w:val="0"/>
+                <w:color w:val="1A1A1A"/>
+                <w:sz w:val="17"/>
+              </w:rPr>
+              <w:t>임금피크 정년의 착지 명시 〈확인 요망〉</w:t>
             </w:r>
           </w:p>
         </w:tc>
@@ -4086,7 +4632,7 @@
                 <w:color w:val="1A1A1A"/>
                 <w:sz w:val="17"/>
               </w:rPr>
-              <w:t>민법 개정(2013. 7. 1. 시행, 금치산·한정치산 폐지→성년·한정후견) 반영 — 법령 변동에 따른 현행화</w:t>
+              <w:t>민법 개정(2013. 7. 1. 시행) 반영</w:t>
             </w:r>
           </w:p>
         </w:tc>
@@ -4108,7 +4654,7 @@
                 <w:color w:val="1A1A1A"/>
                 <w:sz w:val="17"/>
               </w:rPr>
-              <w:t>제28조①10호 "사고금정리규정에 의한"</w:t>
+              <w:t>제31조① "직군, 직급, 직무별로"</w:t>
             </w:r>
           </w:p>
         </w:tc>
@@ -4128,7 +4674,7 @@
                 <w:color w:val="1A1A1A"/>
                 <w:sz w:val="17"/>
               </w:rPr>
-              <w:t>제29조①10호 "「사고금 정리 규정」에 따른"</w:t>
+              <w:t>제32조① "직급, 직무별로"</w:t>
             </w:r>
           </w:p>
         </w:tc>
@@ -4148,7 +4694,7 @@
                 <w:color w:val="1A1A1A"/>
                 <w:sz w:val="17"/>
               </w:rPr>
-              <w:t>사규 인용 낫표(「사규관리규정」 제12조제6항)</w:t>
+              <w:t>'직군'은 전 사규에 구분 제도가 없는 사문화 개념 — 삭제 제안 〈확인 요망〉</w:t>
             </w:r>
           </w:p>
         </w:tc>
@@ -4170,7 +4716,7 @@
                 <w:color w:val="1A1A1A"/>
                 <w:sz w:val="17"/>
               </w:rPr>
-              <w:t>제34조 "직원의 사기앙양과 기강확립을 도모하기 위하여"</w:t>
+              <w:t>제35조① 단서 "포상의 경우 따로 정하는 경우에는"</w:t>
             </w:r>
           </w:p>
         </w:tc>
@@ -4190,7 +4736,7 @@
                 <w:color w:val="1A1A1A"/>
                 <w:sz w:val="17"/>
               </w:rPr>
-              <w:t>제35조 "직원의 사기 진작과 기강 확립을 위하여"</w:t>
+              <w:t>제36조① 단서 "「인사규정 시행지침」에서 따로 정하는 경우에는"</w:t>
             </w:r>
           </w:p>
         </w:tc>
@@ -4210,7 +4756,7 @@
                 <w:color w:val="1A1A1A"/>
                 <w:sz w:val="17"/>
               </w:rPr>
-              <w:t>어려운 한자어 순화(앙양→진작), 군더더기 정리. 제17·22조 '회사명예 거양'→'회사의 명예를 높이는 데'도 동일</w:t>
+              <w:t>위임 착지 명시</w:t>
             </w:r>
           </w:p>
         </w:tc>
@@ -4232,7 +4778,7 @@
                 <w:color w:val="1A1A1A"/>
                 <w:sz w:val="17"/>
               </w:rPr>
-              <w:t>제36조(기록·관리) ①상벌내용은 직원인사대장과 포상자 명부, 징계자 명부에 각각 기록 관리 하여야 한다. ②(포상·징계일자 기준)</w:t>
+              <w:t>제36조(기록·관리) 대장·명부 수기 전제, 양식 없음</w:t>
             </w:r>
           </w:p>
         </w:tc>
@@ -4252,7 +4798,7 @@
                 <w:color w:val="1A1A1A"/>
                 <w:sz w:val="17"/>
               </w:rPr>
-              <w:t>제37조(상벌의 기록·관리) ①인사 전산시스템의 직원인사대장에 기록·관리〈확인 요망: 시스템 명칭〉 ②명부는 전산 기록(포상자 명단·유형·인사가점 등)으로 갈음〈신설〉 ③(일자 기준, 현행 유지) ④보존은 「문서관리규정」 위임〈신설〉</w:t>
+              <w:t>제37조(상벌의 기록·관리) 통합 인사 전산시스템 관리 명문화, 보존은 「문서관리규정」 위임</w:t>
             </w:r>
           </w:p>
         </w:tc>
@@ -4272,7 +4818,7 @@
                 <w:color w:val="1A1A1A"/>
                 <w:sz w:val="17"/>
               </w:rPr>
-              <w:t>실제 운영 반영(상벌 기록은 통합 인사 전산시스템에서 전산 관리 중) — 대장·명부 양식 부재 문제를 별도 서식 신설 없이 전산 대장 명문화로 해소. 기록 대상·일자 기준 등 실체는 변경 없음</w:t>
+              <w:t>실제 운영(전산 기록: 포상자 명단·유형·인사가점 등) 반영 — 실체 변경 없음 〈확인 요망: 시스템 명칭〉</w:t>
             </w:r>
           </w:p>
         </w:tc>
@@ -4334,7 +4880,7 @@
                 <w:color w:val="1A1A1A"/>
                 <w:sz w:val="17"/>
               </w:rPr>
-              <w:t>전사 정비 방침(3년 주기 타당성 검토)</w:t>
+              <w:t>3년 주기 타당성 검토 — 전사 정비 방침</w:t>
             </w:r>
           </w:p>
         </w:tc>
@@ -4356,7 +4902,7 @@
                 <w:color w:val="1A1A1A"/>
                 <w:sz w:val="17"/>
               </w:rPr>
-              <w:t>부칙 32개(1999. 10. 9.~2025. 12. 24.)</w:t>
+              <w:t>부칙 32개(1999~2025)</w:t>
             </w:r>
           </w:p>
         </w:tc>
@@ -4376,7 +4922,7 @@
                 <w:color w:val="1A1A1A"/>
                 <w:sz w:val="17"/>
               </w:rPr>
-              <w:t>부칙(2026. ○. ○.) 제1조 시행일, 제2조 호칭 경과조치〈확인 요망〉, 제3조 다른 사규의 개정</w:t>
+              <w:t>부칙(2026. ○. ○.) 시행일·호칭 경과조치·다른 사규의 개정</w:t>
             </w:r>
           </w:p>
         </w:tc>
@@ -4396,7 +4942,7 @@
                 <w:color w:val="1A1A1A"/>
                 <w:sz w:val="17"/>
               </w:rPr>
-              <w:t>전부개정으로 종전 본칙·부칙 실효(「사규관리규정」 제21조제3항). 유효한 경과조치(대우 호칭)만 승계, 조번호 인용 사규 4건 연동 개정</w:t>
+              <w:t>종전 본칙·부칙 실효(「사규관리규정」 제21조제3항). 조번호 인용 4개 사규 연동 개정</w:t>
             </w:r>
           </w:p>
         </w:tc>
@@ -4458,7 +5004,7 @@
                 <w:color w:val="1A1A1A"/>
                 <w:sz w:val="17"/>
               </w:rPr>
-              <w:t>법제처 「알기 쉬운 법령 정비기준」 준용: 각 호의 1→각 호의 어느 하나 / ~에 의하여·의거→~에 따라 / 기타→그 밖에·그 밖의 / 자→사람·직원 / 당해→해당 / 로부터→부터 / 띄어쓰기·마침표 교정. 별표 인용 『 』→[별표 제N호](제11조제3항), 법령 『 』·사규 「 」 통일(제12조제6항)</w:t>
+              <w:t>법제처 「알기 쉬운 법령 정비기준」 준용 + 낫표 체계(사규 「 」·법령 『 』·별표 [별표 제N호]) 통일</w:t>
             </w:r>
           </w:p>
         </w:tc>
